--- a/public/templates/关于举办第一届安徽省大学生生物医学工程创新设计大赛的第一轮通知.docx
+++ b/public/templates/关于举办第一届安徽省大学生生物医学工程创新设计大赛的第一轮通知.docx
@@ -1007,7 +1007,7 @@
     <w:tbl>
       <w:tblPr>
         <w:tblStyle w:val="3"/>
-        <w:tblW w:w="8521" w:type="dxa"/>
+        <w:tblW w:w="9060" w:type="dxa"/>
         <w:jc w:val="center"/>
         <w:tblBorders>
           <w:top w:val="single" w:color="DEE0E3" w:sz="0" w:space="0"/>
@@ -1026,8 +1026,8 @@
         </w:tblCellMar>
       </w:tblPr>
       <w:tblGrid>
-        <w:gridCol w:w="1784"/>
-        <w:gridCol w:w="6737"/>
+        <w:gridCol w:w="1673"/>
+        <w:gridCol w:w="7387"/>
       </w:tblGrid>
       <w:tr>
         <w:tblPrEx>
@@ -1053,7 +1053,7 @@
         </w:trPr>
         <w:tc>
           <w:tcPr>
-            <w:tcW w:w="1784" w:type="dxa"/>
+            <w:tcW w:w="0" w:type="auto"/>
             <w:tcMar>
               <w:top w:w="60" w:type="dxa"/>
               <w:left w:w="120" w:type="dxa"/>
@@ -1077,7 +1077,7 @@
               <w:bidi w:val="0"/>
               <w:adjustRightInd/>
               <w:snapToGrid w:val="0"/>
-              <w:spacing w:before="120" w:after="120" w:line="580" w:lineRule="exact"/>
+              <w:spacing w:before="120" w:after="120" w:line="240" w:lineRule="auto"/>
               <w:ind w:left="0" w:leftChars="0" w:right="0" w:rightChars="0" w:firstLine="0" w:firstLineChars="0"/>
               <w:jc w:val="center"/>
               <w:textAlignment w:val="auto"/>
@@ -1103,7 +1103,7 @@
         </w:tc>
         <w:tc>
           <w:tcPr>
-            <w:tcW w:w="6737" w:type="dxa"/>
+            <w:tcW w:w="7387" w:type="dxa"/>
             <w:tcMar>
               <w:top w:w="60" w:type="dxa"/>
               <w:left w:w="120" w:type="dxa"/>
@@ -1127,7 +1127,7 @@
               <w:bidi w:val="0"/>
               <w:adjustRightInd/>
               <w:snapToGrid w:val="0"/>
-              <w:spacing w:before="120" w:after="120" w:line="580" w:lineRule="exact"/>
+              <w:spacing w:before="120" w:after="120" w:line="240" w:lineRule="auto"/>
               <w:ind w:left="0" w:leftChars="0" w:right="0" w:rightChars="0" w:firstLine="0" w:firstLineChars="0"/>
               <w:jc w:val="center"/>
               <w:textAlignment w:val="auto"/>
@@ -1175,7 +1175,7 @@
         </w:trPr>
         <w:tc>
           <w:tcPr>
-            <w:tcW w:w="1784" w:type="dxa"/>
+            <w:tcW w:w="0" w:type="auto"/>
             <w:tcMar>
               <w:top w:w="60" w:type="dxa"/>
               <w:left w:w="120" w:type="dxa"/>
@@ -1199,7 +1199,7 @@
               <w:bidi w:val="0"/>
               <w:adjustRightInd/>
               <w:snapToGrid w:val="0"/>
-              <w:spacing w:before="120" w:after="120" w:line="580" w:lineRule="exact"/>
+              <w:spacing w:before="120" w:after="120" w:line="240" w:lineRule="auto"/>
               <w:ind w:left="0" w:leftChars="0" w:right="0" w:rightChars="0" w:firstLine="0" w:firstLineChars="0"/>
               <w:jc w:val="center"/>
               <w:textAlignment w:val="auto"/>
@@ -1223,7 +1223,7 @@
         </w:tc>
         <w:tc>
           <w:tcPr>
-            <w:tcW w:w="6737" w:type="dxa"/>
+            <w:tcW w:w="7387" w:type="dxa"/>
             <w:tcMar>
               <w:top w:w="60" w:type="dxa"/>
               <w:left w:w="120" w:type="dxa"/>
@@ -1247,7 +1247,7 @@
               <w:bidi w:val="0"/>
               <w:adjustRightInd/>
               <w:snapToGrid w:val="0"/>
-              <w:spacing w:before="120" w:after="120" w:line="580" w:lineRule="exact"/>
+              <w:spacing w:before="120" w:after="120" w:line="240" w:lineRule="auto"/>
               <w:ind w:left="0" w:leftChars="0" w:right="0" w:rightChars="0" w:firstLine="0" w:firstLineChars="0"/>
               <w:jc w:val="center"/>
               <w:textAlignment w:val="auto"/>
@@ -1269,7 +1269,7 @@
             </w:r>
             <w:r>
               <w:rPr>
-                <w:rFonts w:hint="eastAsia" w:ascii="Times New Roman" w:hAnsi="Times New Roman" w:eastAsia="仿宋" w:cs="Times New Roman"/>
+                <w:rFonts w:hint="eastAsia" w:ascii="仿宋" w:hAnsi="Times New Roman" w:eastAsia="仿宋" w:cs="Times New Roman"/>
                 <w:spacing w:val="11"/>
                 <w:sz w:val="32"/>
                 <w:szCs w:val="32"/>
@@ -1312,7 +1312,7 @@
         </w:trPr>
         <w:tc>
           <w:tcPr>
-            <w:tcW w:w="1784" w:type="dxa"/>
+            <w:tcW w:w="0" w:type="auto"/>
             <w:tcMar>
               <w:top w:w="60" w:type="dxa"/>
               <w:left w:w="120" w:type="dxa"/>
@@ -1336,7 +1336,7 @@
               <w:bidi w:val="0"/>
               <w:adjustRightInd/>
               <w:snapToGrid w:val="0"/>
-              <w:spacing w:before="120" w:after="120" w:line="580" w:lineRule="exact"/>
+              <w:spacing w:before="120" w:after="120" w:line="240" w:lineRule="auto"/>
               <w:ind w:left="0" w:leftChars="0" w:right="0" w:rightChars="0" w:firstLine="0" w:firstLineChars="0"/>
               <w:jc w:val="center"/>
               <w:textAlignment w:val="auto"/>
@@ -1360,7 +1360,7 @@
         </w:tc>
         <w:tc>
           <w:tcPr>
-            <w:tcW w:w="6737" w:type="dxa"/>
+            <w:tcW w:w="7387" w:type="dxa"/>
             <w:tcMar>
               <w:top w:w="60" w:type="dxa"/>
               <w:left w:w="120" w:type="dxa"/>
@@ -1384,7 +1384,7 @@
               <w:bidi w:val="0"/>
               <w:adjustRightInd/>
               <w:snapToGrid w:val="0"/>
-              <w:spacing w:before="120" w:after="120" w:line="580" w:lineRule="exact"/>
+              <w:spacing w:before="120" w:after="120" w:line="240" w:lineRule="auto"/>
               <w:ind w:left="0" w:leftChars="0" w:right="0" w:rightChars="0" w:firstLine="0" w:firstLineChars="0"/>
               <w:jc w:val="center"/>
               <w:textAlignment w:val="auto"/>
@@ -1406,7 +1406,7 @@
             </w:r>
             <w:r>
               <w:rPr>
-                <w:rFonts w:hint="eastAsia" w:ascii="Times New Roman" w:hAnsi="Times New Roman" w:eastAsia="仿宋" w:cs="Times New Roman"/>
+                <w:rFonts w:hint="eastAsia" w:ascii="仿宋" w:hAnsi="Times New Roman" w:eastAsia="仿宋" w:cs="Times New Roman"/>
                 <w:spacing w:val="11"/>
                 <w:sz w:val="32"/>
                 <w:szCs w:val="32"/>
@@ -1449,7 +1449,7 @@
         </w:trPr>
         <w:tc>
           <w:tcPr>
-            <w:tcW w:w="1784" w:type="dxa"/>
+            <w:tcW w:w="0" w:type="auto"/>
             <w:tcMar>
               <w:top w:w="60" w:type="dxa"/>
               <w:left w:w="120" w:type="dxa"/>
@@ -1473,7 +1473,7 @@
               <w:bidi w:val="0"/>
               <w:adjustRightInd/>
               <w:snapToGrid w:val="0"/>
-              <w:spacing w:before="120" w:after="120" w:line="580" w:lineRule="exact"/>
+              <w:spacing w:before="120" w:after="120" w:line="240" w:lineRule="auto"/>
               <w:ind w:left="0" w:leftChars="0" w:right="0" w:rightChars="0" w:firstLine="0" w:firstLineChars="0"/>
               <w:jc w:val="center"/>
               <w:textAlignment w:val="auto"/>
@@ -1497,7 +1497,7 @@
         </w:tc>
         <w:tc>
           <w:tcPr>
-            <w:tcW w:w="6737" w:type="dxa"/>
+            <w:tcW w:w="7387" w:type="dxa"/>
             <w:tcMar>
               <w:top w:w="60" w:type="dxa"/>
               <w:left w:w="120" w:type="dxa"/>
@@ -1521,7 +1521,7 @@
               <w:bidi w:val="0"/>
               <w:adjustRightInd/>
               <w:snapToGrid w:val="0"/>
-              <w:spacing w:before="120" w:after="120" w:line="580" w:lineRule="exact"/>
+              <w:spacing w:before="120" w:after="120" w:line="240" w:lineRule="auto"/>
               <w:ind w:left="0" w:leftChars="0" w:right="0" w:rightChars="0" w:firstLine="0" w:firstLineChars="0"/>
               <w:jc w:val="center"/>
               <w:textAlignment w:val="auto"/>
@@ -1543,7 +1543,7 @@
             </w:r>
             <w:r>
               <w:rPr>
-                <w:rFonts w:hint="eastAsia" w:ascii="Times New Roman" w:hAnsi="Times New Roman" w:eastAsia="仿宋" w:cs="Times New Roman"/>
+                <w:rFonts w:hint="eastAsia" w:ascii="仿宋" w:hAnsi="Times New Roman" w:eastAsia="仿宋" w:cs="Times New Roman"/>
                 <w:spacing w:val="11"/>
                 <w:sz w:val="32"/>
                 <w:szCs w:val="32"/>
@@ -1586,7 +1586,7 @@
         </w:trPr>
         <w:tc>
           <w:tcPr>
-            <w:tcW w:w="1784" w:type="dxa"/>
+            <w:tcW w:w="1673" w:type="dxa"/>
             <w:tcMar>
               <w:top w:w="60" w:type="dxa"/>
               <w:left w:w="120" w:type="dxa"/>
@@ -1610,7 +1610,7 @@
               <w:bidi w:val="0"/>
               <w:adjustRightInd/>
               <w:snapToGrid w:val="0"/>
-              <w:spacing w:before="120" w:after="120" w:line="580" w:lineRule="exact"/>
+              <w:spacing w:before="120" w:after="120" w:line="240" w:lineRule="auto"/>
               <w:ind w:left="0" w:leftChars="0" w:right="0" w:rightChars="0" w:firstLine="0" w:firstLineChars="0"/>
               <w:jc w:val="center"/>
               <w:textAlignment w:val="auto"/>
@@ -1634,7 +1634,7 @@
         </w:tc>
         <w:tc>
           <w:tcPr>
-            <w:tcW w:w="6737" w:type="dxa"/>
+            <w:tcW w:w="7387" w:type="dxa"/>
             <w:tcMar>
               <w:top w:w="60" w:type="dxa"/>
               <w:left w:w="120" w:type="dxa"/>
@@ -1658,7 +1658,7 @@
               <w:bidi w:val="0"/>
               <w:adjustRightInd/>
               <w:snapToGrid w:val="0"/>
-              <w:spacing w:before="120" w:after="120" w:line="580" w:lineRule="exact"/>
+              <w:spacing w:before="120" w:after="120" w:line="240" w:lineRule="auto"/>
               <w:ind w:left="0" w:leftChars="0" w:right="0" w:rightChars="0" w:firstLine="0" w:firstLineChars="0"/>
               <w:jc w:val="center"/>
               <w:textAlignment w:val="auto"/>
@@ -1680,7 +1680,7 @@
             </w:r>
             <w:r>
               <w:rPr>
-                <w:rFonts w:hint="eastAsia" w:ascii="Times New Roman" w:hAnsi="Times New Roman" w:eastAsia="仿宋" w:cs="Times New Roman"/>
+                <w:rFonts w:hint="eastAsia" w:ascii="仿宋" w:hAnsi="Times New Roman" w:eastAsia="仿宋" w:cs="Times New Roman"/>
                 <w:spacing w:val="11"/>
                 <w:sz w:val="32"/>
                 <w:szCs w:val="32"/>
@@ -1855,51 +1855,13 @@
       <w:r>
         <w:rPr>
           <w:rFonts w:hint="eastAsia" w:ascii="仿宋" w:hAnsi="仿宋" w:eastAsia="仿宋" w:cs="仿宋"/>
-          <w:spacing w:val="11"/>
-          <w:sz w:val="32"/>
-          <w:szCs w:val="32"/>
-        </w:rPr>
-        <w:fldChar w:fldCharType="begin"/>
-      </w:r>
-      <w:r>
-        <w:rPr>
-          <w:rFonts w:hint="eastAsia" w:ascii="仿宋" w:hAnsi="仿宋" w:eastAsia="仿宋" w:cs="仿宋"/>
-          <w:spacing w:val="11"/>
-          <w:sz w:val="32"/>
-          <w:szCs w:val="32"/>
-        </w:rPr>
-        <w:instrText xml:space="preserve"> HYPERLINK "http://xxx.xxx.xxx" \h </w:instrText>
-      </w:r>
-      <w:r>
-        <w:rPr>
-          <w:rFonts w:hint="eastAsia" w:ascii="仿宋" w:hAnsi="仿宋" w:eastAsia="仿宋" w:cs="仿宋"/>
-          <w:spacing w:val="11"/>
-          <w:sz w:val="32"/>
-          <w:szCs w:val="32"/>
-        </w:rPr>
-        <w:fldChar w:fldCharType="separate"/>
-      </w:r>
-      <w:r>
-        <w:rPr>
-          <w:rFonts w:hint="eastAsia" w:ascii="仿宋" w:hAnsi="仿宋" w:eastAsia="仿宋" w:cs="仿宋"/>
-          <w:b/>
-          <w:color w:val="3370FF"/>
-          <w:spacing w:val="11"/>
-          <w:sz w:val="32"/>
-          <w:szCs w:val="32"/>
-        </w:rPr>
-        <w:t>http://xxx.xxx.xxx</w:t>
-      </w:r>
-      <w:r>
-        <w:rPr>
-          <w:rFonts w:hint="eastAsia" w:ascii="仿宋" w:hAnsi="仿宋" w:eastAsia="仿宋" w:cs="仿宋"/>
-          <w:b/>
-          <w:color w:val="3370FF"/>
-          <w:spacing w:val="11"/>
-          <w:sz w:val="32"/>
-          <w:szCs w:val="32"/>
-        </w:rPr>
-        <w:fldChar w:fldCharType="end"/>
+          <w:b/>
+          <w:spacing w:val="11"/>
+          <w:sz w:val="32"/>
+          <w:szCs w:val="32"/>
+          <w:lang w:val="en-US" w:eastAsia="zh-CN"/>
+        </w:rPr>
+        <w:t>待调试完毕发布链接</w:t>
       </w:r>
       <w:r>
         <w:rPr>
@@ -1958,7 +1920,7 @@
           <w:sz w:val="32"/>
           <w:szCs w:val="32"/>
         </w:rPr>
-        <w:t>（一）报名阶段（即日起-</w:t>
+        <w:t>（一）报名阶段（</w:t>
       </w:r>
       <w:r>
         <w:rPr>
@@ -1985,38 +1947,15 @@
       </w:r>
       <w:r>
         <w:rPr>
-          <w:rFonts w:hint="eastAsia" w:ascii="Times New Roman" w:hAnsi="Times New Roman" w:eastAsia="仿宋" w:cs="Times New Roman"/>
-          <w:b w:val="0"/>
-          <w:bCs/>
-          <w:spacing w:val="11"/>
-          <w:sz w:val="32"/>
-          <w:szCs w:val="32"/>
-          <w:lang w:val="en-US" w:eastAsia="zh-CN"/>
-        </w:rPr>
-        <w:t>3</w:t>
-      </w:r>
-      <w:r>
-        <w:rPr>
           <w:rFonts w:hint="eastAsia" w:ascii="方正楷体_GB2312" w:hAnsi="方正楷体_GB2312" w:eastAsia="方正楷体_GB2312" w:cs="方正楷体_GB2312"/>
           <w:b w:val="0"/>
           <w:bCs/>
           <w:spacing w:val="11"/>
           <w:sz w:val="32"/>
           <w:szCs w:val="32"/>
-        </w:rPr>
-        <w:t>月</w:t>
-      </w:r>
-      <w:r>
-        <w:rPr>
-          <w:rFonts w:hint="eastAsia" w:ascii="Times New Roman" w:hAnsi="Times New Roman" w:eastAsia="仿宋" w:cs="Times New Roman"/>
-          <w:b w:val="0"/>
-          <w:bCs/>
-          <w:spacing w:val="11"/>
-          <w:sz w:val="32"/>
-          <w:szCs w:val="32"/>
-          <w:lang w:val="en-US" w:eastAsia="zh-CN"/>
-        </w:rPr>
-        <w:t>20</w:t>
+          <w:lang w:val="en-US" w:eastAsia="zh-CN"/>
+        </w:rPr>
+        <w:t>3月20日</w:t>
       </w:r>
       <w:r>
         <w:rPr>
@@ -2027,7 +1966,19 @@
           <w:sz w:val="32"/>
           <w:szCs w:val="32"/>
         </w:rPr>
-        <w:t>日</w:t>
+        <w:t>-</w:t>
+      </w:r>
+      <w:r>
+        <w:rPr>
+          <w:rFonts w:hint="eastAsia" w:ascii="方正楷体_GB2312" w:hAnsi="方正楷体_GB2312" w:eastAsia="方正楷体_GB2312" w:cs="方正楷体_GB2312"/>
+          <w:b w:val="0"/>
+          <w:bCs/>
+          <w:spacing w:val="11"/>
+          <w:sz w:val="32"/>
+          <w:szCs w:val="32"/>
+          <w:lang w:val="en-US" w:eastAsia="zh-CN"/>
+        </w:rPr>
+        <w:t>4月1日</w:t>
       </w:r>
       <w:r>
         <w:rPr>
@@ -2229,8 +2180,10 @@
           <w:szCs w:val="32"/>
           <w:lang w:val="en-US" w:eastAsia="zh-CN"/>
         </w:rPr>
-        <w:t>作品提交</w:t>
-      </w:r>
+        <w:t>作品提交栏</w:t>
+      </w:r>
+      <w:bookmarkStart w:id="18" w:name="_GoBack"/>
+      <w:bookmarkEnd w:id="18"/>
       <w:r>
         <w:rPr>
           <w:rFonts w:hint="eastAsia" w:ascii="仿宋" w:hAnsi="仿宋" w:eastAsia="仿宋" w:cs="仿宋"/>
@@ -2435,7 +2388,53 @@
           <w:sz w:val="32"/>
           <w:szCs w:val="32"/>
         </w:rPr>
-        <w:t>2026年3月20日-5月1日24:00</w:t>
+        <w:t>2026年</w:t>
+      </w:r>
+      <w:r>
+        <w:rPr>
+          <w:rFonts w:hint="eastAsia" w:ascii="Times New Roman" w:hAnsi="Times New Roman" w:eastAsia="方正楷体_GB2312" w:cs="Times New Roman"/>
+          <w:b w:val="0"/>
+          <w:bCs/>
+          <w:spacing w:val="11"/>
+          <w:sz w:val="32"/>
+          <w:szCs w:val="32"/>
+          <w:lang w:val="en-US" w:eastAsia="zh-CN"/>
+        </w:rPr>
+        <w:t>4</w:t>
+      </w:r>
+      <w:r>
+        <w:rPr>
+          <w:rFonts w:hint="default" w:ascii="Times New Roman" w:hAnsi="Times New Roman" w:eastAsia="方正楷体_GB2312" w:cs="Times New Roman"/>
+          <w:b w:val="0"/>
+          <w:bCs/>
+          <w:spacing w:val="11"/>
+          <w:sz w:val="32"/>
+          <w:szCs w:val="32"/>
+        </w:rPr>
+        <w:t>月</w:t>
+      </w:r>
+      <w:r>
+        <w:rPr>
+          <w:rFonts w:hint="eastAsia" w:ascii="Times New Roman" w:hAnsi="Times New Roman" w:eastAsia="方正楷体_GB2312" w:cs="Times New Roman"/>
+          <w:b w:val="0"/>
+          <w:bCs/>
+          <w:spacing w:val="11"/>
+          <w:sz w:val="32"/>
+          <w:szCs w:val="32"/>
+          <w:lang w:val="en-US" w:eastAsia="zh-CN"/>
+        </w:rPr>
+        <w:t>1</w:t>
+      </w:r>
+      <w:r>
+        <w:rPr>
+          <w:rFonts w:hint="default" w:ascii="Times New Roman" w:hAnsi="Times New Roman" w:eastAsia="方正楷体_GB2312" w:cs="Times New Roman"/>
+          <w:b w:val="0"/>
+          <w:bCs/>
+          <w:spacing w:val="11"/>
+          <w:sz w:val="32"/>
+          <w:szCs w:val="32"/>
+        </w:rPr>
+        <w:t>日-5月1日24:00</w:t>
       </w:r>
       <w:r>
         <w:rPr>
@@ -2617,8 +2616,6 @@
         </w:rPr>
         <w:t>(放在word文档中提交)</w:t>
       </w:r>
-      <w:bookmarkStart w:id="18" w:name="_GoBack"/>
-      <w:bookmarkEnd w:id="18"/>
       <w:r>
         <w:rPr>
           <w:rFonts w:hint="eastAsia" w:ascii="仿宋" w:hAnsi="仿宋" w:eastAsia="仿宋" w:cs="仿宋"/>
@@ -3726,7 +3723,26 @@
           <w:sz w:val="32"/>
           <w:szCs w:val="32"/>
         </w:rPr>
-        <w:t>赛事官方QQ群：XXXXXXX（</w:t>
+        <w:t>赛事官方QQ群：</w:t>
+      </w:r>
+      <w:r>
+        <w:rPr>
+          <w:rFonts w:hint="eastAsia" w:ascii="仿宋" w:hAnsi="仿宋" w:eastAsia="仿宋" w:cs="仿宋"/>
+          <w:spacing w:val="11"/>
+          <w:sz w:val="32"/>
+          <w:szCs w:val="32"/>
+          <w:lang w:val="en-US" w:eastAsia="zh-CN"/>
+        </w:rPr>
+        <w:t>855422954</w:t>
+      </w:r>
+      <w:r>
+        <w:rPr>
+          <w:rFonts w:hint="eastAsia" w:ascii="仿宋" w:hAnsi="仿宋" w:eastAsia="仿宋" w:cs="仿宋"/>
+          <w:spacing w:val="11"/>
+          <w:sz w:val="32"/>
+          <w:szCs w:val="32"/>
+        </w:rPr>
+        <w:t>（</w:t>
       </w:r>
       <w:r>
         <w:rPr>
@@ -3823,46 +3839,9 @@
           <w:spacing w:val="11"/>
           <w:sz w:val="32"/>
           <w:szCs w:val="32"/>
-        </w:rPr>
-        <w:fldChar w:fldCharType="begin"/>
-      </w:r>
-      <w:r>
-        <w:rPr>
-          <w:rFonts w:hint="eastAsia" w:ascii="仿宋" w:hAnsi="仿宋" w:eastAsia="仿宋" w:cs="仿宋"/>
-          <w:spacing w:val="11"/>
-          <w:sz w:val="32"/>
-          <w:szCs w:val="32"/>
-        </w:rPr>
-        <w:instrText xml:space="preserve"> HYPERLINK "http://xxx.xxx.xxx" \h </w:instrText>
-      </w:r>
-      <w:r>
-        <w:rPr>
-          <w:rFonts w:hint="eastAsia" w:ascii="仿宋" w:hAnsi="仿宋" w:eastAsia="仿宋" w:cs="仿宋"/>
-          <w:spacing w:val="11"/>
-          <w:sz w:val="32"/>
-          <w:szCs w:val="32"/>
-        </w:rPr>
-        <w:fldChar w:fldCharType="separate"/>
-      </w:r>
-      <w:r>
-        <w:rPr>
-          <w:rFonts w:hint="eastAsia" w:ascii="仿宋" w:hAnsi="仿宋" w:eastAsia="仿宋" w:cs="仿宋"/>
-          <w:color w:val="3370FF"/>
-          <w:spacing w:val="11"/>
-          <w:sz w:val="32"/>
-          <w:szCs w:val="32"/>
-        </w:rPr>
-        <w:t>http://xxx.xxx.xxx</w:t>
-      </w:r>
-      <w:r>
-        <w:rPr>
-          <w:rFonts w:hint="eastAsia" w:ascii="仿宋" w:hAnsi="仿宋" w:eastAsia="仿宋" w:cs="仿宋"/>
-          <w:color w:val="3370FF"/>
-          <w:spacing w:val="11"/>
-          <w:sz w:val="32"/>
-          <w:szCs w:val="32"/>
-        </w:rPr>
-        <w:fldChar w:fldCharType="end"/>
+          <w:lang w:val="en-US" w:eastAsia="zh-CN"/>
+        </w:rPr>
+        <w:t>网页待调试稳定后发布</w:t>
       </w:r>
       <w:r>
         <w:rPr>
@@ -4203,7 +4182,7 @@
           <w:szCs w:val="32"/>
           <w:lang w:val="en-US" w:eastAsia="zh-CN"/>
         </w:rPr>
-        <w:t>2</w:t>
+        <w:t>3</w:t>
       </w:r>
       <w:r>
         <w:rPr>
@@ -4222,7 +4201,7 @@
           <w:szCs w:val="32"/>
           <w:lang w:val="en-US" w:eastAsia="zh-CN"/>
         </w:rPr>
-        <w:t>26</w:t>
+        <w:t>5</w:t>
       </w:r>
       <w:r>
         <w:rPr>

--- a/public/templates/关于举办第一届安徽省大学生生物医学工程创新设计大赛的第一轮通知.docx
+++ b/public/templates/关于举办第一届安徽省大学生生物医学工程创新设计大赛的第一轮通知.docx
@@ -353,54 +353,66 @@
         <w:autoSpaceDN/>
         <w:bidi w:val="0"/>
         <w:adjustRightInd/>
-        <w:spacing w:before="300" w:after="120" w:line="580" w:lineRule="exact"/>
-        <w:jc w:val="left"/>
-        <w:textAlignment w:val="auto"/>
-        <w:outlineLvl w:val="2"/>
-        <w:rPr>
-          <w:rFonts w:hint="eastAsia" w:ascii="方正楷体_GB2312" w:hAnsi="方正楷体_GB2312" w:eastAsia="方正楷体_GB2312" w:cs="方正楷体_GB2312"/>
-          <w:b/>
-          <w:spacing w:val="11"/>
-          <w:sz w:val="32"/>
-          <w:szCs w:val="32"/>
-          <w:lang w:eastAsia="zh-CN"/>
-        </w:rPr>
-      </w:pPr>
-      <w:bookmarkStart w:id="5" w:name="heading_10"/>
-      <w:r>
-        <w:rPr>
-          <w:rFonts w:hint="eastAsia" w:ascii="方正楷体_GB2312" w:hAnsi="方正楷体_GB2312" w:eastAsia="方正楷体_GB2312" w:cs="方正楷体_GB2312"/>
-          <w:b/>
-          <w:spacing w:val="11"/>
-          <w:sz w:val="32"/>
-          <w:szCs w:val="32"/>
-          <w:lang w:eastAsia="zh-CN"/>
-        </w:rPr>
-        <w:t>（</w:t>
-      </w:r>
-      <w:r>
-        <w:rPr>
-          <w:rFonts w:hint="eastAsia" w:ascii="方正楷体_GB2312" w:hAnsi="方正楷体_GB2312" w:eastAsia="方正楷体_GB2312" w:cs="方正楷体_GB2312"/>
-          <w:b/>
-          <w:spacing w:val="11"/>
-          <w:sz w:val="32"/>
-          <w:szCs w:val="32"/>
-          <w:lang w:val="en-US" w:eastAsia="zh-CN"/>
-        </w:rPr>
-        <w:t>三）</w:t>
-      </w:r>
-      <w:r>
-        <w:rPr>
-          <w:rFonts w:hint="eastAsia" w:ascii="方正楷体_GB2312" w:hAnsi="方正楷体_GB2312" w:eastAsia="方正楷体_GB2312" w:cs="方正楷体_GB2312"/>
-          <w:b/>
-          <w:spacing w:val="11"/>
-          <w:sz w:val="32"/>
-          <w:szCs w:val="32"/>
-          <w:lang w:eastAsia="zh-CN"/>
-        </w:rPr>
-        <w:t>协办单位</w:t>
+        <w:spacing w:before="320" w:after="120" w:line="580" w:lineRule="exact"/>
+        <w:jc w:val="left"/>
+        <w:textAlignment w:val="auto"/>
+        <w:outlineLvl w:val="1"/>
+        <w:rPr>
+          <w:rFonts w:hint="eastAsia" w:ascii="黑体" w:hAnsi="黑体" w:eastAsia="黑体" w:cs="黑体"/>
+          <w:b/>
+          <w:spacing w:val="11"/>
+          <w:sz w:val="32"/>
+          <w:szCs w:val="32"/>
+        </w:rPr>
+      </w:pPr>
+      <w:bookmarkStart w:id="5" w:name="heading_11"/>
+      <w:r>
+        <w:rPr>
+          <w:rFonts w:hint="eastAsia" w:ascii="黑体" w:hAnsi="黑体" w:eastAsia="黑体" w:cs="黑体"/>
+          <w:b/>
+          <w:spacing w:val="11"/>
+          <w:sz w:val="32"/>
+          <w:szCs w:val="32"/>
+        </w:rPr>
+        <w:t>二、大赛主题</w:t>
       </w:r>
       <w:bookmarkEnd w:id="5"/>
+    </w:p>
+    <w:p>
+      <w:pPr>
+        <w:keepNext w:val="0"/>
+        <w:keepLines w:val="0"/>
+        <w:pageBreakBefore w:val="0"/>
+        <w:widowControl w:val="0"/>
+        <w:kinsoku/>
+        <w:wordWrap/>
+        <w:overflowPunct/>
+        <w:topLinePunct w:val="0"/>
+        <w:autoSpaceDE/>
+        <w:autoSpaceDN/>
+        <w:bidi w:val="0"/>
+        <w:adjustRightInd/>
+        <w:spacing w:before="120" w:after="120" w:line="580" w:lineRule="exact"/>
+        <w:ind w:firstLine="687" w:firstLineChars="200"/>
+        <w:jc w:val="left"/>
+        <w:textAlignment w:val="auto"/>
+        <w:rPr>
+          <w:rFonts w:hint="eastAsia" w:ascii="仿宋" w:hAnsi="仿宋" w:eastAsia="仿宋" w:cs="仿宋"/>
+          <w:spacing w:val="11"/>
+          <w:sz w:val="32"/>
+          <w:szCs w:val="32"/>
+        </w:rPr>
+      </w:pPr>
+      <w:r>
+        <w:rPr>
+          <w:rFonts w:hint="eastAsia" w:ascii="仿宋" w:hAnsi="仿宋" w:eastAsia="仿宋" w:cs="仿宋"/>
+          <w:b/>
+          <w:spacing w:val="11"/>
+          <w:sz w:val="32"/>
+          <w:szCs w:val="32"/>
+        </w:rPr>
+        <w:t>医工科创，守护健康</w:t>
+      </w:r>
     </w:p>
     <w:p>
       <w:pPr>
@@ -434,7 +446,26 @@
           <w:sz w:val="32"/>
           <w:szCs w:val="32"/>
         </w:rPr>
-        <w:t>中国科技大学生命科学与医学部-生物医学工程学院、合肥工业大学仪器科学与光电工程学院、安徽中医药大学医药信息工程学院、蚌埠医科大学医学影像学院、皖南医学院医学影像学院</w:t>
+        <w:t>涵盖医学诊疗技术</w:t>
+      </w:r>
+      <w:r>
+        <w:rPr>
+          <w:rFonts w:hint="eastAsia" w:ascii="仿宋" w:hAnsi="仿宋" w:eastAsia="仿宋" w:cs="仿宋"/>
+          <w:color w:val="auto"/>
+          <w:spacing w:val="11"/>
+          <w:sz w:val="32"/>
+          <w:szCs w:val="32"/>
+        </w:rPr>
+        <w:t>与器械、生物医学信息工程、生</w:t>
+      </w:r>
+      <w:r>
+        <w:rPr>
+          <w:rFonts w:hint="eastAsia" w:ascii="仿宋" w:hAnsi="仿宋" w:eastAsia="仿宋" w:cs="仿宋"/>
+          <w:spacing w:val="11"/>
+          <w:sz w:val="32"/>
+          <w:szCs w:val="32"/>
+        </w:rPr>
+        <w:t>物材料与组织工程及其他工程与生物医学的交叉领域，聚焦可应用于生物医学场景的创新设计项目。鼓励安徽省相关专业大学生运用工程知识与技术在医疗健康领域探索实践，锻炼科技实践能力，展示“医工交叉”领域创新成果，激发创新实践精神，为学术前沿和产业发展提供自主知识产权的产品与技术支撑。</w:t>
       </w:r>
     </w:p>
     <w:p>
@@ -463,7 +494,7 @@
           <w:szCs w:val="32"/>
         </w:rPr>
       </w:pPr>
-      <w:bookmarkStart w:id="6" w:name="heading_11"/>
+      <w:bookmarkStart w:id="6" w:name="heading_12"/>
       <w:r>
         <w:rPr>
           <w:rFonts w:hint="eastAsia" w:ascii="黑体" w:hAnsi="黑体" w:eastAsia="黑体" w:cs="黑体"/>
@@ -472,7 +503,7 @@
           <w:sz w:val="32"/>
           <w:szCs w:val="32"/>
         </w:rPr>
-        <w:t>二、大赛主题</w:t>
+        <w:t>三、参赛对象及作品要求</w:t>
       </w:r>
       <w:bookmarkEnd w:id="6"/>
     </w:p>
@@ -490,27 +521,29 @@
         <w:autoSpaceDN/>
         <w:bidi w:val="0"/>
         <w:adjustRightInd/>
-        <w:spacing w:before="120" w:after="120" w:line="580" w:lineRule="exact"/>
-        <w:ind w:firstLine="687" w:firstLineChars="200"/>
-        <w:jc w:val="left"/>
-        <w:textAlignment w:val="auto"/>
-        <w:rPr>
-          <w:rFonts w:hint="eastAsia" w:ascii="仿宋" w:hAnsi="仿宋" w:eastAsia="仿宋" w:cs="仿宋"/>
-          <w:spacing w:val="11"/>
-          <w:sz w:val="32"/>
-          <w:szCs w:val="32"/>
-        </w:rPr>
-      </w:pPr>
-      <w:r>
-        <w:rPr>
-          <w:rFonts w:hint="eastAsia" w:ascii="仿宋" w:hAnsi="仿宋" w:eastAsia="仿宋" w:cs="仿宋"/>
-          <w:b/>
-          <w:spacing w:val="11"/>
-          <w:sz w:val="32"/>
-          <w:szCs w:val="32"/>
-        </w:rPr>
-        <w:t>医工科创，守护健康</w:t>
-      </w:r>
+        <w:spacing w:before="300" w:after="120" w:line="580" w:lineRule="exact"/>
+        <w:jc w:val="left"/>
+        <w:textAlignment w:val="auto"/>
+        <w:outlineLvl w:val="2"/>
+        <w:rPr>
+          <w:rFonts w:hint="eastAsia" w:ascii="方正楷体_GB2312" w:hAnsi="方正楷体_GB2312" w:eastAsia="方正楷体_GB2312" w:cs="方正楷体_GB2312"/>
+          <w:spacing w:val="11"/>
+          <w:sz w:val="32"/>
+          <w:szCs w:val="32"/>
+        </w:rPr>
+      </w:pPr>
+      <w:bookmarkStart w:id="7" w:name="heading_13"/>
+      <w:r>
+        <w:rPr>
+          <w:rFonts w:hint="eastAsia" w:ascii="方正楷体_GB2312" w:hAnsi="方正楷体_GB2312" w:eastAsia="方正楷体_GB2312" w:cs="方正楷体_GB2312"/>
+          <w:b/>
+          <w:spacing w:val="11"/>
+          <w:sz w:val="32"/>
+          <w:szCs w:val="32"/>
+        </w:rPr>
+        <w:t>（一）参赛对象</w:t>
+      </w:r>
+      <w:bookmarkEnd w:id="7"/>
     </w:p>
     <w:p>
       <w:pPr>
@@ -537,73 +570,137 @@
           <w:szCs w:val="32"/>
         </w:rPr>
       </w:pPr>
-      <w:r>
-        <w:rPr>
-          <w:rFonts w:hint="eastAsia" w:ascii="仿宋" w:hAnsi="仿宋" w:eastAsia="仿宋" w:cs="仿宋"/>
-          <w:spacing w:val="11"/>
-          <w:sz w:val="32"/>
-          <w:szCs w:val="32"/>
-        </w:rPr>
-        <w:t>涵盖医学诊疗技术</w:t>
-      </w:r>
-      <w:r>
-        <w:rPr>
-          <w:rFonts w:hint="eastAsia" w:ascii="仿宋" w:hAnsi="仿宋" w:eastAsia="仿宋" w:cs="仿宋"/>
-          <w:color w:val="auto"/>
-          <w:spacing w:val="11"/>
-          <w:sz w:val="32"/>
-          <w:szCs w:val="32"/>
-        </w:rPr>
-        <w:t>与器械、生物医学信息工程、生</w:t>
-      </w:r>
-      <w:r>
-        <w:rPr>
-          <w:rFonts w:hint="eastAsia" w:ascii="仿宋" w:hAnsi="仿宋" w:eastAsia="仿宋" w:cs="仿宋"/>
-          <w:spacing w:val="11"/>
-          <w:sz w:val="32"/>
-          <w:szCs w:val="32"/>
-        </w:rPr>
-        <w:t>物材料与组织工程及其他工程与生物医学的交叉领域，聚焦可应用于生物医学场景的创新设计项目。鼓励安徽省相关专业大学生运用工程知识与技术在医疗健康领域探索实践，锻炼科技实践能力，展示“医工交叉”领域创新成果，激发创新实践精神，为学术前沿和产业发展提供自主知识产权的产品与技术支撑。</w:t>
-      </w:r>
-    </w:p>
-    <w:p>
-      <w:pPr>
-        <w:keepNext w:val="0"/>
-        <w:keepLines w:val="0"/>
-        <w:pageBreakBefore w:val="0"/>
-        <w:widowControl w:val="0"/>
-        <w:kinsoku/>
-        <w:wordWrap/>
-        <w:overflowPunct/>
-        <w:topLinePunct w:val="0"/>
-        <w:autoSpaceDE/>
-        <w:autoSpaceDN/>
-        <w:bidi w:val="0"/>
-        <w:adjustRightInd/>
-        <w:spacing w:before="320" w:after="120" w:line="580" w:lineRule="exact"/>
-        <w:jc w:val="left"/>
-        <w:textAlignment w:val="auto"/>
-        <w:outlineLvl w:val="1"/>
-        <w:rPr>
-          <w:rFonts w:hint="eastAsia" w:ascii="黑体" w:hAnsi="黑体" w:eastAsia="黑体" w:cs="黑体"/>
-          <w:b/>
-          <w:spacing w:val="11"/>
-          <w:sz w:val="32"/>
-          <w:szCs w:val="32"/>
-        </w:rPr>
-      </w:pPr>
-      <w:bookmarkStart w:id="7" w:name="heading_12"/>
-      <w:r>
-        <w:rPr>
-          <w:rFonts w:hint="eastAsia" w:ascii="黑体" w:hAnsi="黑体" w:eastAsia="黑体" w:cs="黑体"/>
-          <w:b/>
-          <w:spacing w:val="11"/>
-          <w:sz w:val="32"/>
-          <w:szCs w:val="32"/>
-        </w:rPr>
-        <w:t>三、参赛对象及作品要求</w:t>
-      </w:r>
-      <w:bookmarkEnd w:id="7"/>
+      <w:bookmarkStart w:id="8" w:name="heading_14"/>
+      <w:r>
+        <w:rPr>
+          <w:rFonts w:hint="eastAsia" w:ascii="仿宋" w:hAnsi="仿宋" w:eastAsia="仿宋" w:cs="仿宋"/>
+          <w:spacing w:val="11"/>
+          <w:sz w:val="32"/>
+          <w:szCs w:val="32"/>
+          <w:lang w:val="en-US" w:eastAsia="zh-CN"/>
+        </w:rPr>
+        <w:t>安徽省内各高校本硕博全日制在读学生；以团队形式参赛，每队人数≤</w:t>
+      </w:r>
+      <w:r>
+        <w:rPr>
+          <w:rFonts w:hint="default" w:ascii="Times New Roman" w:hAnsi="Times New Roman" w:eastAsia="仿宋" w:cs="Times New Roman"/>
+          <w:spacing w:val="11"/>
+          <w:sz w:val="32"/>
+          <w:szCs w:val="32"/>
+          <w:lang w:val="en-US" w:eastAsia="zh-CN"/>
+        </w:rPr>
+        <w:t>5</w:t>
+      </w:r>
+      <w:r>
+        <w:rPr>
+          <w:rFonts w:hint="eastAsia" w:ascii="仿宋" w:hAnsi="仿宋" w:eastAsia="仿宋" w:cs="仿宋"/>
+          <w:spacing w:val="11"/>
+          <w:sz w:val="32"/>
+          <w:szCs w:val="32"/>
+          <w:lang w:val="en-US" w:eastAsia="zh-CN"/>
+        </w:rPr>
+        <w:t>人，指导教师≤</w:t>
+      </w:r>
+      <w:r>
+        <w:rPr>
+          <w:rFonts w:hint="eastAsia" w:ascii="Times New Roman" w:hAnsi="Times New Roman" w:eastAsia="仿宋" w:cs="Times New Roman"/>
+          <w:spacing w:val="11"/>
+          <w:sz w:val="32"/>
+          <w:szCs w:val="32"/>
+          <w:lang w:val="en-US" w:eastAsia="zh-CN"/>
+        </w:rPr>
+        <w:t>2</w:t>
+      </w:r>
+      <w:r>
+        <w:rPr>
+          <w:rFonts w:hint="eastAsia" w:ascii="仿宋" w:hAnsi="仿宋" w:eastAsia="仿宋" w:cs="仿宋"/>
+          <w:spacing w:val="11"/>
+          <w:sz w:val="32"/>
+          <w:szCs w:val="32"/>
+          <w:lang w:val="en-US" w:eastAsia="zh-CN"/>
+        </w:rPr>
+        <w:t>名；每人限负责</w:t>
+      </w:r>
+      <w:r>
+        <w:rPr>
+          <w:rFonts w:hint="eastAsia" w:ascii="Times New Roman" w:hAnsi="Times New Roman" w:eastAsia="仿宋" w:cs="Times New Roman"/>
+          <w:spacing w:val="11"/>
+          <w:sz w:val="32"/>
+          <w:szCs w:val="32"/>
+          <w:lang w:val="en-US" w:eastAsia="zh-CN"/>
+        </w:rPr>
+        <w:t>1</w:t>
+      </w:r>
+      <w:r>
+        <w:rPr>
+          <w:rFonts w:hint="eastAsia" w:ascii="仿宋" w:hAnsi="仿宋" w:eastAsia="仿宋" w:cs="仿宋"/>
+          <w:spacing w:val="11"/>
+          <w:sz w:val="32"/>
+          <w:szCs w:val="32"/>
+          <w:lang w:val="en-US" w:eastAsia="zh-CN"/>
+        </w:rPr>
+        <w:t>个项目、可参与不超过</w:t>
+      </w:r>
+      <w:r>
+        <w:rPr>
+          <w:rFonts w:hint="eastAsia" w:ascii="Times New Roman" w:hAnsi="Times New Roman" w:eastAsia="仿宋" w:cs="Times New Roman"/>
+          <w:spacing w:val="11"/>
+          <w:sz w:val="32"/>
+          <w:szCs w:val="32"/>
+          <w:lang w:val="en-US" w:eastAsia="zh-CN"/>
+        </w:rPr>
+        <w:t>2</w:t>
+      </w:r>
+      <w:r>
+        <w:rPr>
+          <w:rFonts w:hint="eastAsia" w:ascii="仿宋" w:hAnsi="仿宋" w:eastAsia="仿宋" w:cs="仿宋"/>
+          <w:spacing w:val="11"/>
+          <w:sz w:val="32"/>
+          <w:szCs w:val="32"/>
+          <w:lang w:val="en-US" w:eastAsia="zh-CN"/>
+        </w:rPr>
+        <w:t>个项目，</w:t>
+      </w:r>
+      <w:r>
+        <w:rPr>
+          <w:rFonts w:hint="eastAsia" w:ascii="Times New Roman" w:hAnsi="Times New Roman" w:eastAsia="仿宋" w:cs="Times New Roman"/>
+          <w:spacing w:val="11"/>
+          <w:sz w:val="32"/>
+          <w:szCs w:val="32"/>
+          <w:lang w:val="en-US" w:eastAsia="zh-CN"/>
+        </w:rPr>
+        <w:t>1</w:t>
+      </w:r>
+      <w:r>
+        <w:rPr>
+          <w:rFonts w:hint="eastAsia" w:ascii="仿宋" w:hAnsi="仿宋" w:eastAsia="仿宋" w:cs="仿宋"/>
+          <w:spacing w:val="11"/>
+          <w:sz w:val="32"/>
+          <w:szCs w:val="32"/>
+          <w:lang w:val="en-US" w:eastAsia="zh-CN"/>
+        </w:rPr>
+        <w:t>个项目仅能申报</w:t>
+      </w:r>
+      <w:r>
+        <w:rPr>
+          <w:rFonts w:hint="eastAsia" w:ascii="Times New Roman" w:hAnsi="Times New Roman" w:eastAsia="仿宋" w:cs="Times New Roman"/>
+          <w:spacing w:val="11"/>
+          <w:sz w:val="32"/>
+          <w:szCs w:val="32"/>
+          <w:lang w:val="en-US" w:eastAsia="zh-CN"/>
+        </w:rPr>
+        <w:t>1</w:t>
+      </w:r>
+      <w:r>
+        <w:rPr>
+          <w:rFonts w:hint="eastAsia" w:ascii="仿宋" w:hAnsi="仿宋" w:eastAsia="仿宋" w:cs="仿宋"/>
+          <w:spacing w:val="11"/>
+          <w:sz w:val="32"/>
+          <w:szCs w:val="32"/>
+          <w:lang w:val="en-US" w:eastAsia="zh-CN"/>
+        </w:rPr>
+        <w:t>个赛道；参赛项目分本科生组、研究生组（含硕士、博士），混合组队以团队最高学历定组，两组分开评审；鼓励跨学科、跨专业组队，严禁跨校组队，跨校组队将取消参赛资格；各院校参赛队数不限。</w:t>
+      </w:r>
     </w:p>
     <w:p>
       <w:pPr>
@@ -625,12 +722,12 @@
         <w:outlineLvl w:val="2"/>
         <w:rPr>
           <w:rFonts w:hint="eastAsia" w:ascii="方正楷体_GB2312" w:hAnsi="方正楷体_GB2312" w:eastAsia="方正楷体_GB2312" w:cs="方正楷体_GB2312"/>
-          <w:spacing w:val="11"/>
-          <w:sz w:val="32"/>
-          <w:szCs w:val="32"/>
-        </w:rPr>
-      </w:pPr>
-      <w:bookmarkStart w:id="8" w:name="heading_13"/>
+          <w:b/>
+          <w:spacing w:val="11"/>
+          <w:sz w:val="32"/>
+          <w:szCs w:val="32"/>
+        </w:rPr>
+      </w:pPr>
       <w:r>
         <w:rPr>
           <w:rFonts w:hint="eastAsia" w:ascii="方正楷体_GB2312" w:hAnsi="方正楷体_GB2312" w:eastAsia="方正楷体_GB2312" w:cs="方正楷体_GB2312"/>
@@ -639,204 +736,9 @@
           <w:sz w:val="32"/>
           <w:szCs w:val="32"/>
         </w:rPr>
-        <w:t>（一）参赛对象</w:t>
+        <w:t>（二）作品要求</w:t>
       </w:r>
       <w:bookmarkEnd w:id="8"/>
-    </w:p>
-    <w:p>
-      <w:pPr>
-        <w:keepNext w:val="0"/>
-        <w:keepLines w:val="0"/>
-        <w:pageBreakBefore w:val="0"/>
-        <w:widowControl w:val="0"/>
-        <w:kinsoku/>
-        <w:wordWrap/>
-        <w:overflowPunct/>
-        <w:topLinePunct w:val="0"/>
-        <w:autoSpaceDE/>
-        <w:autoSpaceDN/>
-        <w:bidi w:val="0"/>
-        <w:adjustRightInd/>
-        <w:spacing w:before="120" w:after="120" w:line="580" w:lineRule="exact"/>
-        <w:ind w:firstLine="684" w:firstLineChars="200"/>
-        <w:jc w:val="left"/>
-        <w:textAlignment w:val="auto"/>
-        <w:rPr>
-          <w:rFonts w:hint="eastAsia" w:ascii="仿宋" w:hAnsi="仿宋" w:eastAsia="仿宋" w:cs="仿宋"/>
-          <w:spacing w:val="11"/>
-          <w:sz w:val="32"/>
-          <w:szCs w:val="32"/>
-        </w:rPr>
-      </w:pPr>
-      <w:bookmarkStart w:id="9" w:name="heading_14"/>
-      <w:r>
-        <w:rPr>
-          <w:rFonts w:hint="eastAsia" w:ascii="仿宋" w:hAnsi="仿宋" w:eastAsia="仿宋" w:cs="仿宋"/>
-          <w:spacing w:val="11"/>
-          <w:sz w:val="32"/>
-          <w:szCs w:val="32"/>
-          <w:lang w:val="en-US" w:eastAsia="zh-CN"/>
-        </w:rPr>
-        <w:t>安徽省内各高校本硕博全日制在读学生；以团队形式参赛，每队人数≤</w:t>
-      </w:r>
-      <w:r>
-        <w:rPr>
-          <w:rFonts w:hint="default" w:ascii="Times New Roman" w:hAnsi="Times New Roman" w:eastAsia="仿宋" w:cs="Times New Roman"/>
-          <w:spacing w:val="11"/>
-          <w:sz w:val="32"/>
-          <w:szCs w:val="32"/>
-          <w:lang w:val="en-US" w:eastAsia="zh-CN"/>
-        </w:rPr>
-        <w:t>5</w:t>
-      </w:r>
-      <w:r>
-        <w:rPr>
-          <w:rFonts w:hint="eastAsia" w:ascii="仿宋" w:hAnsi="仿宋" w:eastAsia="仿宋" w:cs="仿宋"/>
-          <w:spacing w:val="11"/>
-          <w:sz w:val="32"/>
-          <w:szCs w:val="32"/>
-          <w:lang w:val="en-US" w:eastAsia="zh-CN"/>
-        </w:rPr>
-        <w:t>人，指导教师≤</w:t>
-      </w:r>
-      <w:r>
-        <w:rPr>
-          <w:rFonts w:hint="eastAsia" w:ascii="Times New Roman" w:hAnsi="Times New Roman" w:eastAsia="仿宋" w:cs="Times New Roman"/>
-          <w:spacing w:val="11"/>
-          <w:sz w:val="32"/>
-          <w:szCs w:val="32"/>
-          <w:lang w:val="en-US" w:eastAsia="zh-CN"/>
-        </w:rPr>
-        <w:t>2</w:t>
-      </w:r>
-      <w:r>
-        <w:rPr>
-          <w:rFonts w:hint="eastAsia" w:ascii="仿宋" w:hAnsi="仿宋" w:eastAsia="仿宋" w:cs="仿宋"/>
-          <w:spacing w:val="11"/>
-          <w:sz w:val="32"/>
-          <w:szCs w:val="32"/>
-          <w:lang w:val="en-US" w:eastAsia="zh-CN"/>
-        </w:rPr>
-        <w:t>名；每人限负责</w:t>
-      </w:r>
-      <w:r>
-        <w:rPr>
-          <w:rFonts w:hint="eastAsia" w:ascii="Times New Roman" w:hAnsi="Times New Roman" w:eastAsia="仿宋" w:cs="Times New Roman"/>
-          <w:spacing w:val="11"/>
-          <w:sz w:val="32"/>
-          <w:szCs w:val="32"/>
-          <w:lang w:val="en-US" w:eastAsia="zh-CN"/>
-        </w:rPr>
-        <w:t>1</w:t>
-      </w:r>
-      <w:r>
-        <w:rPr>
-          <w:rFonts w:hint="eastAsia" w:ascii="仿宋" w:hAnsi="仿宋" w:eastAsia="仿宋" w:cs="仿宋"/>
-          <w:spacing w:val="11"/>
-          <w:sz w:val="32"/>
-          <w:szCs w:val="32"/>
-          <w:lang w:val="en-US" w:eastAsia="zh-CN"/>
-        </w:rPr>
-        <w:t>个项目、可参与不超过</w:t>
-      </w:r>
-      <w:r>
-        <w:rPr>
-          <w:rFonts w:hint="eastAsia" w:ascii="Times New Roman" w:hAnsi="Times New Roman" w:eastAsia="仿宋" w:cs="Times New Roman"/>
-          <w:spacing w:val="11"/>
-          <w:sz w:val="32"/>
-          <w:szCs w:val="32"/>
-          <w:lang w:val="en-US" w:eastAsia="zh-CN"/>
-        </w:rPr>
-        <w:t>2</w:t>
-      </w:r>
-      <w:r>
-        <w:rPr>
-          <w:rFonts w:hint="eastAsia" w:ascii="仿宋" w:hAnsi="仿宋" w:eastAsia="仿宋" w:cs="仿宋"/>
-          <w:spacing w:val="11"/>
-          <w:sz w:val="32"/>
-          <w:szCs w:val="32"/>
-          <w:lang w:val="en-US" w:eastAsia="zh-CN"/>
-        </w:rPr>
-        <w:t>个项目，</w:t>
-      </w:r>
-      <w:r>
-        <w:rPr>
-          <w:rFonts w:hint="eastAsia" w:ascii="Times New Roman" w:hAnsi="Times New Roman" w:eastAsia="仿宋" w:cs="Times New Roman"/>
-          <w:spacing w:val="11"/>
-          <w:sz w:val="32"/>
-          <w:szCs w:val="32"/>
-          <w:lang w:val="en-US" w:eastAsia="zh-CN"/>
-        </w:rPr>
-        <w:t>1</w:t>
-      </w:r>
-      <w:r>
-        <w:rPr>
-          <w:rFonts w:hint="eastAsia" w:ascii="仿宋" w:hAnsi="仿宋" w:eastAsia="仿宋" w:cs="仿宋"/>
-          <w:spacing w:val="11"/>
-          <w:sz w:val="32"/>
-          <w:szCs w:val="32"/>
-          <w:lang w:val="en-US" w:eastAsia="zh-CN"/>
-        </w:rPr>
-        <w:t>个项目仅能申报</w:t>
-      </w:r>
-      <w:r>
-        <w:rPr>
-          <w:rFonts w:hint="eastAsia" w:ascii="Times New Roman" w:hAnsi="Times New Roman" w:eastAsia="仿宋" w:cs="Times New Roman"/>
-          <w:spacing w:val="11"/>
-          <w:sz w:val="32"/>
-          <w:szCs w:val="32"/>
-          <w:lang w:val="en-US" w:eastAsia="zh-CN"/>
-        </w:rPr>
-        <w:t>1</w:t>
-      </w:r>
-      <w:r>
-        <w:rPr>
-          <w:rFonts w:hint="eastAsia" w:ascii="仿宋" w:hAnsi="仿宋" w:eastAsia="仿宋" w:cs="仿宋"/>
-          <w:spacing w:val="11"/>
-          <w:sz w:val="32"/>
-          <w:szCs w:val="32"/>
-          <w:lang w:val="en-US" w:eastAsia="zh-CN"/>
-        </w:rPr>
-        <w:t>个赛道；参赛项目分本科生组、研究生组（含硕士、博士），混合组队以团队最高学历定组，两组分开评审；鼓励跨学科、跨专业组队，严禁跨校组队，跨校组队将取消参赛资格；各院校参赛队数不限。</w:t>
-      </w:r>
-    </w:p>
-    <w:p>
-      <w:pPr>
-        <w:keepNext w:val="0"/>
-        <w:keepLines w:val="0"/>
-        <w:pageBreakBefore w:val="0"/>
-        <w:widowControl w:val="0"/>
-        <w:kinsoku/>
-        <w:wordWrap/>
-        <w:overflowPunct/>
-        <w:topLinePunct w:val="0"/>
-        <w:autoSpaceDE/>
-        <w:autoSpaceDN/>
-        <w:bidi w:val="0"/>
-        <w:adjustRightInd/>
-        <w:spacing w:before="300" w:after="120" w:line="580" w:lineRule="exact"/>
-        <w:jc w:val="left"/>
-        <w:textAlignment w:val="auto"/>
-        <w:outlineLvl w:val="2"/>
-        <w:rPr>
-          <w:rFonts w:hint="eastAsia" w:ascii="方正楷体_GB2312" w:hAnsi="方正楷体_GB2312" w:eastAsia="方正楷体_GB2312" w:cs="方正楷体_GB2312"/>
-          <w:b/>
-          <w:spacing w:val="11"/>
-          <w:sz w:val="32"/>
-          <w:szCs w:val="32"/>
-        </w:rPr>
-      </w:pPr>
-      <w:r>
-        <w:rPr>
-          <w:rFonts w:hint="eastAsia" w:ascii="方正楷体_GB2312" w:hAnsi="方正楷体_GB2312" w:eastAsia="方正楷体_GB2312" w:cs="方正楷体_GB2312"/>
-          <w:b/>
-          <w:spacing w:val="11"/>
-          <w:sz w:val="32"/>
-          <w:szCs w:val="32"/>
-        </w:rPr>
-        <w:t>（二）作品要求</w:t>
-      </w:r>
-      <w:bookmarkEnd w:id="9"/>
     </w:p>
     <w:p>
       <w:pPr>
@@ -1795,7 +1697,7 @@
           <w:szCs w:val="32"/>
         </w:rPr>
       </w:pPr>
-      <w:bookmarkStart w:id="10" w:name="heading_15"/>
+      <w:bookmarkStart w:id="9" w:name="heading_15"/>
       <w:r>
         <w:rPr>
           <w:rFonts w:hint="eastAsia" w:ascii="黑体" w:hAnsi="黑体" w:eastAsia="黑体" w:cs="黑体"/>
@@ -1806,7 +1708,7 @@
         </w:rPr>
         <w:t>四、赛事流程及时间安排</w:t>
       </w:r>
-      <w:bookmarkEnd w:id="10"/>
+      <w:bookmarkEnd w:id="9"/>
     </w:p>
     <w:p>
       <w:pPr>
@@ -1850,23 +1752,71 @@
           <w:sz w:val="32"/>
           <w:szCs w:val="32"/>
         </w:rPr>
-        <w:t>安徽省大学生生物医学工程创新设计大赛官网（</w:t>
-      </w:r>
-      <w:r>
-        <w:rPr>
-          <w:rFonts w:hint="eastAsia" w:ascii="仿宋" w:hAnsi="仿宋" w:eastAsia="仿宋" w:cs="仿宋"/>
-          <w:b/>
-          <w:spacing w:val="11"/>
-          <w:sz w:val="32"/>
-          <w:szCs w:val="32"/>
-          <w:lang w:val="en-US" w:eastAsia="zh-CN"/>
-        </w:rPr>
-        <w:t>待调试完毕发布链接</w:t>
-      </w:r>
-      <w:r>
-        <w:rPr>
-          <w:rFonts w:hint="eastAsia" w:ascii="仿宋" w:hAnsi="仿宋" w:eastAsia="仿宋" w:cs="仿宋"/>
-          <w:b/>
+        <w:t>安徽省大学生生物医学工程创新设计大赛</w:t>
+      </w:r>
+      <w:r>
+        <w:rPr>
+          <w:rFonts w:hint="eastAsia" w:ascii="仿宋" w:hAnsi="仿宋" w:eastAsia="仿宋" w:cs="仿宋"/>
+          <w:b/>
+          <w:spacing w:val="11"/>
+          <w:sz w:val="32"/>
+          <w:szCs w:val="32"/>
+          <w:lang w:val="en-US" w:eastAsia="zh-CN"/>
+        </w:rPr>
+        <w:t>官网</w:t>
+      </w:r>
+      <w:r>
+        <w:rPr>
+          <w:rFonts w:hint="default" w:ascii="Times New Roman" w:hAnsi="Times New Roman" w:eastAsia="仿宋" w:cs="Times New Roman"/>
+          <w:b w:val="0"/>
+          <w:bCs/>
+          <w:spacing w:val="11"/>
+          <w:sz w:val="32"/>
+          <w:szCs w:val="32"/>
+        </w:rPr>
+        <w:t>（</w:t>
+      </w:r>
+      <w:r>
+        <w:rPr>
+          <w:rFonts w:hint="default" w:ascii="Times New Roman" w:hAnsi="Times New Roman" w:eastAsia="仿宋" w:cs="Times New Roman"/>
+          <w:b w:val="0"/>
+          <w:bCs/>
+          <w:spacing w:val="11"/>
+          <w:sz w:val="32"/>
+          <w:szCs w:val="32"/>
+          <w:lang w:val="en-US" w:eastAsia="zh-CN"/>
+        </w:rPr>
+        <w:t>https://www.ahmu-b</w:t>
+      </w:r>
+      <w:r>
+        <w:rPr>
+          <w:rFonts w:hint="eastAsia" w:ascii="Times New Roman" w:hAnsi="Times New Roman" w:eastAsia="仿宋" w:cs="Times New Roman"/>
+          <w:b w:val="0"/>
+          <w:bCs/>
+          <w:spacing w:val="11"/>
+          <w:sz w:val="32"/>
+          <w:szCs w:val="32"/>
+          <w:lang w:val="en-US" w:eastAsia="zh-CN"/>
+        </w:rPr>
+        <w:t>m</w:t>
+      </w:r>
+      <w:r>
+        <w:rPr>
+          <w:rFonts w:hint="default" w:ascii="Times New Roman" w:hAnsi="Times New Roman" w:eastAsia="仿宋" w:cs="Times New Roman"/>
+          <w:b w:val="0"/>
+          <w:bCs/>
+          <w:spacing w:val="11"/>
+          <w:sz w:val="32"/>
+          <w:szCs w:val="32"/>
+          <w:lang w:val="en-US" w:eastAsia="zh-CN"/>
+        </w:rPr>
+        <w:t>e.cn</w:t>
+      </w:r>
+      <w:r>
+        <w:rPr>
+          <w:rFonts w:hint="default" w:ascii="Times New Roman" w:hAnsi="Times New Roman" w:eastAsia="仿宋" w:cs="Times New Roman"/>
+          <w:b w:val="0"/>
+          <w:bCs/>
           <w:spacing w:val="11"/>
           <w:sz w:val="32"/>
           <w:szCs w:val="32"/>
@@ -1910,7 +1860,7 @@
           <w:szCs w:val="32"/>
         </w:rPr>
       </w:pPr>
-      <w:bookmarkStart w:id="11" w:name="heading_16"/>
+      <w:bookmarkStart w:id="10" w:name="heading_16"/>
       <w:r>
         <w:rPr>
           <w:rFonts w:hint="eastAsia" w:ascii="方正楷体_GB2312" w:hAnsi="方正楷体_GB2312" w:eastAsia="方正楷体_GB2312" w:cs="方正楷体_GB2312"/>
@@ -1955,7 +1905,7 @@
           <w:szCs w:val="32"/>
           <w:lang w:val="en-US" w:eastAsia="zh-CN"/>
         </w:rPr>
-        <w:t>3月20日</w:t>
+        <w:t>4月1日</w:t>
       </w:r>
       <w:r>
         <w:rPr>
@@ -1978,7 +1928,7 @@
           <w:szCs w:val="32"/>
           <w:lang w:val="en-US" w:eastAsia="zh-CN"/>
         </w:rPr>
-        <w:t>4月1日</w:t>
+        <w:t>4月10日</w:t>
       </w:r>
       <w:r>
         <w:rPr>
@@ -2003,7 +1953,7 @@
         </w:rPr>
         <w:t>）</w:t>
       </w:r>
-      <w:bookmarkEnd w:id="11"/>
+      <w:bookmarkEnd w:id="10"/>
     </w:p>
     <w:p>
       <w:pPr>
@@ -2182,8 +2132,6 @@
         </w:rPr>
         <w:t>作品提交栏</w:t>
       </w:r>
-      <w:bookmarkStart w:id="18" w:name="_GoBack"/>
-      <w:bookmarkEnd w:id="18"/>
       <w:r>
         <w:rPr>
           <w:rFonts w:hint="eastAsia" w:ascii="仿宋" w:hAnsi="仿宋" w:eastAsia="仿宋" w:cs="仿宋"/>
@@ -2367,7 +2315,7 @@
           <w:szCs w:val="32"/>
         </w:rPr>
       </w:pPr>
-      <w:bookmarkStart w:id="12" w:name="heading_17"/>
+      <w:bookmarkStart w:id="11" w:name="heading_17"/>
       <w:r>
         <w:rPr>
           <w:rFonts w:hint="eastAsia" w:ascii="方正楷体_GB2312" w:hAnsi="方正楷体_GB2312" w:eastAsia="方正楷体_GB2312" w:cs="方正楷体_GB2312"/>
@@ -2423,7 +2371,7 @@
           <w:szCs w:val="32"/>
           <w:lang w:val="en-US" w:eastAsia="zh-CN"/>
         </w:rPr>
-        <w:t>1</w:t>
+        <w:t>10</w:t>
       </w:r>
       <w:r>
         <w:rPr>
@@ -2447,7 +2395,7 @@
         </w:rPr>
         <w:t>）</w:t>
       </w:r>
-      <w:bookmarkEnd w:id="12"/>
+      <w:bookmarkEnd w:id="11"/>
     </w:p>
     <w:p>
       <w:pPr>
@@ -2702,7 +2650,7 @@
           <w:szCs w:val="32"/>
         </w:rPr>
       </w:pPr>
-      <w:bookmarkStart w:id="13" w:name="heading_18"/>
+      <w:bookmarkStart w:id="12" w:name="heading_18"/>
       <w:r>
         <w:rPr>
           <w:rFonts w:hint="eastAsia" w:ascii="方正楷体_GB2312" w:hAnsi="方正楷体_GB2312" w:eastAsia="方正楷体_GB2312" w:cs="方正楷体_GB2312"/>
@@ -2736,7 +2684,7 @@
         </w:rPr>
         <w:t>）</w:t>
       </w:r>
-      <w:bookmarkEnd w:id="13"/>
+      <w:bookmarkEnd w:id="12"/>
     </w:p>
     <w:p>
       <w:pPr>
@@ -2995,7 +2943,7 @@
           <w:szCs w:val="32"/>
         </w:rPr>
       </w:pPr>
-      <w:bookmarkStart w:id="14" w:name="heading_19"/>
+      <w:bookmarkStart w:id="13" w:name="heading_19"/>
       <w:r>
         <w:rPr>
           <w:rFonts w:hint="eastAsia" w:ascii="方正楷体_GB2312" w:hAnsi="方正楷体_GB2312" w:eastAsia="方正楷体_GB2312" w:cs="方正楷体_GB2312"/>
@@ -3029,7 +2977,7 @@
         </w:rPr>
         <w:t>，安徽医科大学）</w:t>
       </w:r>
-      <w:bookmarkEnd w:id="14"/>
+      <w:bookmarkEnd w:id="13"/>
     </w:p>
     <w:p>
       <w:pPr>
@@ -3283,7 +3231,7 @@
           <w:szCs w:val="32"/>
         </w:rPr>
       </w:pPr>
-      <w:bookmarkStart w:id="15" w:name="heading_20"/>
+      <w:bookmarkStart w:id="14" w:name="heading_20"/>
       <w:r>
         <w:rPr>
           <w:rFonts w:hint="eastAsia" w:ascii="黑体" w:hAnsi="黑体" w:eastAsia="黑体" w:cs="黑体"/>
@@ -3294,7 +3242,7 @@
         </w:rPr>
         <w:t>五、赛事奖励</w:t>
       </w:r>
-      <w:bookmarkEnd w:id="15"/>
+      <w:bookmarkEnd w:id="14"/>
     </w:p>
     <w:p>
       <w:pPr>
@@ -3579,7 +3527,7 @@
           <w:szCs w:val="32"/>
         </w:rPr>
       </w:pPr>
-      <w:bookmarkStart w:id="16" w:name="heading_21"/>
+      <w:bookmarkStart w:id="15" w:name="heading_21"/>
       <w:r>
         <w:rPr>
           <w:rFonts w:hint="eastAsia" w:ascii="黑体" w:hAnsi="黑体" w:eastAsia="黑体" w:cs="黑体"/>
@@ -3590,7 +3538,7 @@
         </w:rPr>
         <w:t>六、赛事咨询与材料获取</w:t>
       </w:r>
-      <w:bookmarkEnd w:id="16"/>
+      <w:bookmarkEnd w:id="15"/>
     </w:p>
     <w:p>
       <w:pPr>
@@ -3831,26 +3779,50 @@
           <w:sz w:val="32"/>
           <w:szCs w:val="32"/>
         </w:rPr>
-        <w:t>官方渠道：大赛官网（</w:t>
-      </w:r>
-      <w:r>
-        <w:rPr>
-          <w:rFonts w:hint="eastAsia" w:ascii="仿宋" w:hAnsi="仿宋" w:eastAsia="仿宋" w:cs="仿宋"/>
-          <w:spacing w:val="11"/>
-          <w:sz w:val="32"/>
-          <w:szCs w:val="32"/>
-          <w:lang w:val="en-US" w:eastAsia="zh-CN"/>
-        </w:rPr>
-        <w:t>网页待调试稳定后发布</w:t>
-      </w:r>
-      <w:r>
-        <w:rPr>
-          <w:rFonts w:hint="eastAsia" w:ascii="仿宋" w:hAnsi="仿宋" w:eastAsia="仿宋" w:cs="仿宋"/>
-          <w:spacing w:val="11"/>
-          <w:sz w:val="32"/>
-          <w:szCs w:val="32"/>
-        </w:rPr>
-        <w:t>）为唯一报名、材料提交、信息公示渠道，所有赛事通知均以官网及QQ群发布内容为准。</w:t>
+        <w:t>官方渠道：大赛官网</w:t>
+      </w:r>
+      <w:r>
+        <w:rPr>
+          <w:rFonts w:hint="default" w:ascii="Times New Roman" w:hAnsi="Times New Roman" w:eastAsia="仿宋" w:cs="Times New Roman"/>
+          <w:b w:val="0"/>
+          <w:bCs/>
+          <w:spacing w:val="11"/>
+          <w:sz w:val="32"/>
+          <w:szCs w:val="32"/>
+        </w:rPr>
+        <w:t>（</w:t>
+      </w:r>
+      <w:r>
+        <w:rPr>
+          <w:rFonts w:hint="default" w:ascii="Times New Roman" w:hAnsi="Times New Roman" w:eastAsia="仿宋" w:cs="Times New Roman"/>
+          <w:b w:val="0"/>
+          <w:bCs/>
+          <w:spacing w:val="11"/>
+          <w:sz w:val="32"/>
+          <w:szCs w:val="32"/>
+          <w:lang w:val="en-US" w:eastAsia="zh-CN"/>
+        </w:rPr>
+        <w:t>https://www.ahmu-bme.cn</w:t>
+      </w:r>
+      <w:r>
+        <w:rPr>
+          <w:rFonts w:hint="default" w:ascii="Times New Roman" w:hAnsi="Times New Roman" w:eastAsia="仿宋" w:cs="Times New Roman"/>
+          <w:b w:val="0"/>
+          <w:bCs/>
+          <w:spacing w:val="11"/>
+          <w:sz w:val="32"/>
+          <w:szCs w:val="32"/>
+        </w:rPr>
+        <w:t>）</w:t>
+      </w:r>
+      <w:r>
+        <w:rPr>
+          <w:rFonts w:hint="eastAsia" w:ascii="仿宋" w:hAnsi="仿宋" w:eastAsia="仿宋" w:cs="仿宋"/>
+          <w:spacing w:val="11"/>
+          <w:sz w:val="32"/>
+          <w:szCs w:val="32"/>
+        </w:rPr>
+        <w:t>为唯一报名、材料提交、信息公示渠道，所有赛事通知均以官网及QQ群发布内容为准。</w:t>
       </w:r>
     </w:p>
     <w:p>
@@ -3879,7 +3851,7 @@
           <w:szCs w:val="32"/>
         </w:rPr>
       </w:pPr>
-      <w:bookmarkStart w:id="17" w:name="heading_22"/>
+      <w:bookmarkStart w:id="16" w:name="heading_22"/>
       <w:r>
         <w:rPr>
           <w:rFonts w:hint="eastAsia" w:ascii="黑体" w:hAnsi="黑体" w:eastAsia="黑体" w:cs="黑体"/>
@@ -3890,7 +3862,7 @@
         </w:rPr>
         <w:t>七、其他事项</w:t>
       </w:r>
-      <w:bookmarkEnd w:id="17"/>
+      <w:bookmarkEnd w:id="16"/>
     </w:p>
     <w:p>
       <w:pPr>
@@ -4201,8 +4173,10 @@
           <w:szCs w:val="32"/>
           <w:lang w:val="en-US" w:eastAsia="zh-CN"/>
         </w:rPr>
-        <w:t>5</w:t>
-      </w:r>
+        <w:t>27</w:t>
+      </w:r>
+      <w:bookmarkStart w:id="17" w:name="_GoBack"/>
+      <w:bookmarkEnd w:id="17"/>
       <w:r>
         <w:rPr>
           <w:rFonts w:hint="eastAsia" w:ascii="仿宋" w:hAnsi="仿宋" w:eastAsia="仿宋" w:cs="仿宋"/>
@@ -4338,7 +4312,7 @@
     <w:lsdException w:unhideWhenUsed="0" w:uiPriority="0" w:semiHidden="0" w:name="HTML Sample"/>
     <w:lsdException w:unhideWhenUsed="0" w:uiPriority="0" w:semiHidden="0" w:name="HTML Typewriter"/>
     <w:lsdException w:unhideWhenUsed="0" w:uiPriority="0" w:semiHidden="0" w:name="HTML Variable"/>
-    <w:lsdException w:unhideWhenUsed="0" w:uiPriority="0" w:name="Normal Table"/>
+    <w:lsdException w:qFormat="1" w:unhideWhenUsed="0" w:uiPriority="0" w:name="Normal Table"/>
     <w:lsdException w:unhideWhenUsed="0" w:uiPriority="0" w:semiHidden="0" w:name="annotation subject"/>
     <w:lsdException w:unhideWhenUsed="0" w:uiPriority="0" w:semiHidden="0" w:name="Table Simple 1"/>
     <w:lsdException w:unhideWhenUsed="0" w:uiPriority="0" w:semiHidden="0" w:name="Table Simple 2"/>
@@ -4508,6 +4482,7 @@
   <w:style w:type="table" w:default="1" w:styleId="3">
     <w:name w:val="Normal Table"/>
     <w:semiHidden/>
+    <w:qFormat/>
     <w:uiPriority w:val="0"/>
     <w:tblPr>
       <w:tblCellMar>
